--- a/products-storage/11-bankrotstvo-genpodryadchika/02-algoritm-genpodryadchik-bankrotitsya.docx
+++ b/products-storage/11-bankrotstvo-genpodryadchika/02-algoritm-genpodryadchik-bankrotitsya.docx
@@ -29,7 +29,7 @@
     </w:p>
     <w:p>
       <w:r>
-        <w:t>2. В реестре 04 заполните дату принятия заявления о банкротстве и документы по каждому этапу. Проверьте договор, акты, передачу, платежи и остаток долга.</w:t>
+        <w:t>2. В реестре 04 заполните дату принятия заявления и документы по этапам. Основной долг рассчитайте отдельно: стоимость работ, предъявляемая по подтверждённому основанию, минус относящиеся к ней оплаты и иные подтверждённые погашения. Повторное отражение одной суммы в договоре, акте и счёте не увеличивает долг.</w:t>
       </w:r>
     </w:p>
     <w:p>
@@ -49,12 +49,12 @@
     </w:p>
     <w:p>
       <w:r>
-        <w:t>4. Для реестрового требования проверьте применимую процедуру и срок заявления по ст. 71, 100 или 142 Закона № 127-ФЗ в актуальной редакции; отсчёт и исключения подтвердите по судебному акту и публикации. Поставьте контрольную дату раньше предельной.</w:t>
+        <w:t>4. Для обычного реестрового требования к юридическому лицу выберите процедуру и срок по таблице ниже. Укажите дату и источник публикации, правило исчисления и предельную дату. Два месяца считайте календарными месяцами, а не 60 днями. Внутреннюю контрольную дату назначьте раньше предельной.</w:t>
       </w:r>
     </w:p>
     <w:p>
       <w:r>
-        <w:t>5. Подготовьте перечень 05 и заявление 08 с расчётом отдельно по основному долгу и санкциям. Проверьте полномочия, адресатов, форму подачи и направление копий.</w:t>
+        <w:t>5. Подготовьте опись 05 и заявление 08. Основной долг и санкции покажите раздельно; текущие платежи предъявляйте по отдельному порядку. Проверьте конечную дату обычных санкций по процедуре и судебным актам; мораторные проценты учитывайте отдельно. До отправки выберите вариант госпошлины, подтвердите полномочия и направление копий.</w:t>
       </w:r>
     </w:p>
     <w:p>
@@ -77,6 +77,445 @@
         <w:t>7. После подачи отслеживайте движение своего требования и судебные акты. При пропуске предполагаемого срока пройдите проверку 09 без промедления.</w:t>
       </w:r>
     </w:p>
+    <w:p>
+      <w:pPr>
+        <w:keepNext/>
+      </w:pPr>
+      <w:r>
+        <w:rPr>
+          <w:b/>
+          <w:sz w:val="22"/>
+        </w:rPr>
+        <w:t>Процедура, срок и адресаты</w:t>
+      </w:r>
+    </w:p>
+    <w:tbl>
+      <w:tblPr>
+        <w:tblStyle w:val="TableGrid"/>
+        <w:tblW w:type="auto" w:w="0"/>
+        <w:tblLook w:firstColumn="1" w:firstRow="1" w:lastColumn="0" w:lastRow="0" w:noHBand="0" w:noVBand="1" w:val="04A0"/>
+      </w:tblPr>
+      <w:tblGrid>
+        <w:gridCol w:w="3213"/>
+        <w:gridCol w:w="3213"/>
+        <w:gridCol w:w="3213"/>
+      </w:tblGrid>
+      <w:tr>
+        <w:trPr>
+          <w:tblHeader/>
+          <w:cantSplit/>
+        </w:trPr>
+        <w:tc>
+          <w:tcPr>
+            <w:tcW w:type="dxa" w:w="3213"/>
+          </w:tcPr>
+          <w:p>
+            <w:pPr>
+              <w:spacing w:after="60"/>
+            </w:pPr>
+            <w:r>
+              <w:rPr>
+                <w:sz w:val="18"/>
+              </w:rPr>
+              <w:t>Процедура</w:t>
+            </w:r>
+          </w:p>
+        </w:tc>
+        <w:tc>
+          <w:tcPr>
+            <w:tcW w:type="dxa" w:w="3213"/>
+          </w:tcPr>
+          <w:p>
+            <w:pPr>
+              <w:spacing w:after="60"/>
+            </w:pPr>
+            <w:r>
+              <w:rPr>
+                <w:sz w:val="18"/>
+              </w:rPr>
+              <w:t>Когда заявить</w:t>
+            </w:r>
+          </w:p>
+        </w:tc>
+        <w:tc>
+          <w:tcPr>
+            <w:tcW w:type="dxa" w:w="3213"/>
+          </w:tcPr>
+          <w:p>
+            <w:pPr>
+              <w:spacing w:after="60"/>
+            </w:pPr>
+            <w:r>
+              <w:rPr>
+                <w:sz w:val="18"/>
+              </w:rPr>
+              <w:t>Куда направить</w:t>
+            </w:r>
+          </w:p>
+        </w:tc>
+      </w:tr>
+      <w:tr>
+        <w:trPr>
+          <w:cantSplit/>
+        </w:trPr>
+        <w:tc>
+          <w:tcPr>
+            <w:tcW w:type="dxa" w:w="3213"/>
+          </w:tcPr>
+          <w:p>
+            <w:pPr>
+              <w:spacing w:after="60"/>
+            </w:pPr>
+            <w:r>
+              <w:rPr>
+                <w:sz w:val="18"/>
+              </w:rPr>
+              <w:t>Наблюдение</w:t>
+            </w:r>
+          </w:p>
+        </w:tc>
+        <w:tc>
+          <w:tcPr>
+            <w:tcW w:type="dxa" w:w="3213"/>
+          </w:tcPr>
+          <w:p>
+            <w:pPr>
+              <w:spacing w:after="60"/>
+            </w:pPr>
+            <w:r>
+              <w:rPr>
+                <w:sz w:val="18"/>
+              </w:rPr>
+              <w:t>30 календарных дней от публикации о введении наблюдения — для участия в первом собрании. Поздние требования рассматриваются после введения следующей процедуры (ст. 71, пп. 1, 7).</w:t>
+            </w:r>
+          </w:p>
+        </w:tc>
+        <w:tc>
+          <w:tcPr>
+            <w:tcW w:type="dxa" w:w="3213"/>
+          </w:tcPr>
+          <w:p>
+            <w:pPr>
+              <w:spacing w:after="60"/>
+            </w:pPr>
+            <w:r>
+              <w:rPr>
+                <w:sz w:val="18"/>
+              </w:rPr>
+              <w:t>В суд электронно; копии должнику и временному управляющему.</w:t>
+            </w:r>
+          </w:p>
+        </w:tc>
+      </w:tr>
+      <w:tr>
+        <w:trPr>
+          <w:cantSplit/>
+        </w:trPr>
+        <w:tc>
+          <w:tcPr>
+            <w:tcW w:type="dxa" w:w="3213"/>
+          </w:tcPr>
+          <w:p>
+            <w:pPr>
+              <w:spacing w:after="60"/>
+            </w:pPr>
+            <w:r>
+              <w:rPr>
+                <w:sz w:val="18"/>
+              </w:rPr>
+              <w:t>Внешнее управление</w:t>
+            </w:r>
+          </w:p>
+        </w:tc>
+        <w:tc>
+          <w:tcPr>
+            <w:tcW w:type="dxa" w:w="3213"/>
+          </w:tcPr>
+          <w:p>
+            <w:pPr>
+              <w:spacing w:after="60"/>
+            </w:pPr>
+            <w:r>
+              <w:rPr>
+                <w:sz w:val="18"/>
+              </w:rPr>
+              <w:t>В любой момент этой процедуры (ст. 100, п. 1).</w:t>
+            </w:r>
+          </w:p>
+        </w:tc>
+        <w:tc>
+          <w:tcPr>
+            <w:tcW w:type="dxa" w:w="3213"/>
+          </w:tcPr>
+          <w:p>
+            <w:pPr>
+              <w:spacing w:after="60"/>
+            </w:pPr>
+            <w:r>
+              <w:rPr>
+                <w:sz w:val="18"/>
+              </w:rPr>
+              <w:t>В суд электронно и внешнему управляющему.</w:t>
+            </w:r>
+          </w:p>
+        </w:tc>
+      </w:tr>
+      <w:tr>
+        <w:trPr>
+          <w:cantSplit/>
+        </w:trPr>
+        <w:tc>
+          <w:tcPr>
+            <w:tcW w:type="dxa" w:w="3213"/>
+          </w:tcPr>
+          <w:p>
+            <w:pPr>
+              <w:spacing w:after="60"/>
+            </w:pPr>
+            <w:r>
+              <w:rPr>
+                <w:sz w:val="18"/>
+              </w:rPr>
+              <w:t>Конкурсное производство</w:t>
+            </w:r>
+          </w:p>
+        </w:tc>
+        <w:tc>
+          <w:tcPr>
+            <w:tcW w:type="dxa" w:w="3213"/>
+          </w:tcPr>
+          <w:p>
+            <w:pPr>
+              <w:spacing w:after="60"/>
+            </w:pPr>
+            <w:r>
+              <w:rPr>
+                <w:sz w:val="18"/>
+              </w:rPr>
+              <w:t>Реестр закрывается через два месяца от публикации о признании банкротом и открытии конкурсного производства. При пропуске — проверка восстановления по документу 09 (ст. 142, п. 1).</w:t>
+            </w:r>
+          </w:p>
+        </w:tc>
+        <w:tc>
+          <w:tcPr>
+            <w:tcW w:type="dxa" w:w="3213"/>
+          </w:tcPr>
+          <w:p>
+            <w:pPr>
+              <w:spacing w:after="60"/>
+            </w:pPr>
+            <w:r>
+              <w:rPr>
+                <w:sz w:val="18"/>
+              </w:rPr>
+              <w:t>В суд электронно и конкурсному управляющему по порядку ст. 100 через ст. 142.</w:t>
+            </w:r>
+          </w:p>
+        </w:tc>
+      </w:tr>
+    </w:tbl>
+    <w:p>
+      <w:pPr>
+        <w:keepNext/>
+      </w:pPr>
+      <w:r>
+        <w:rPr>
+          <w:b/>
+          <w:sz w:val="22"/>
+        </w:rPr>
+        <w:t>Госпошлина — выберите один подтверждённый вариант</w:t>
+      </w:r>
+    </w:p>
+    <w:p>
+      <w:r>
+        <w:rPr>
+          <w:b w:val="0"/>
+        </w:rPr>
+        <w:t>Для денежного требования в существующем деле о банкротстве проверьте 50% пошлины по имущественной шкале (НК РФ, ст. 333.21, п. 1, подп. 1 и 9). Требование подтверждено вступившим в силу судебным актом — проверьте льготу по ст. 333.37, п. 1, подп. 5 и приложите акт. Также проверьте другие применимые льготы. При наличии оснований для отсрочки, рассрочки или уменьшения подайте отдельное мотивированное ходатайство с подтверждениями.</w:t>
+      </w:r>
+    </w:p>
+    <w:p>
+      <w:r>
+        <w:rPr>
+          <w:b w:val="0"/>
+          <w:sz w:val="18"/>
+        </w:rPr>
+        <w:t>Контрольный пример: требование 1 000 000 ₽, льгот нет — 50% × [10 000 + 5% × (1 000 000 − 100 000)] = 27 500 ₽. То же требование подтверждено вступившим в силу судебным актом — подтверждается льгота; этот платёж автоматически не назначается. Реквизиты и расчёт сверьте на сайте нужного суда перед подачей.</w:t>
+      </w:r>
+    </w:p>
+    <w:p>
+      <w:pPr>
+        <w:keepNext/>
+      </w:pPr>
+      <w:r>
+        <w:rPr>
+          <w:b/>
+          <w:sz w:val="22"/>
+        </w:rPr>
+        <w:t>Электронная подача и исключение для бумаги</w:t>
+      </w:r>
+    </w:p>
+    <w:p>
+      <w:r>
+        <w:rPr>
+          <w:b w:val="0"/>
+        </w:rPr>
+        <w:t>Подайте требование через предусмотренную судом систему электронной подачи в существующее дело. Сохраните подтверждение поступления и проверьте статус. Обычное письмо на электронную почту управляющего не является подачей требования в суд. При объективной невозможности электронной подачи бумажное обращение сопровождайте объяснением причин и доказательствами; отслеживайте определение об оставлении без движения и срок исправления. При последующем принятии такого обращения сохраняется дата первоначальной бумажной подачи (Пленум ВС РФ № 40, пп. 19–20).</w:t>
+      </w:r>
+    </w:p>
+    <w:p>
+      <w:pPr>
+        <w:keepNext/>
+      </w:pPr>
+      <w:r>
+        <w:rPr>
+          <w:b/>
+          <w:sz w:val="20"/>
+        </w:rPr>
+        <w:t>Нормативные основания · проверено 21.10.2026</w:t>
+      </w:r>
+    </w:p>
+    <w:p>
+      <w:pPr>
+        <w:spacing w:after="60"/>
+      </w:pPr>
+      <w:hyperlink r:id="rId10">
+        <w:r>
+          <w:rPr>
+            <w:color w:val="806238"/>
+            <w:sz w:val="18"/>
+            <w:u w:val="single"/>
+          </w:rPr>
+          <w:t>Закон № 127-ФЗ, ст. 71 — наблюдение: срок, адресаты, поздняя подача</w:t>
+        </w:r>
+      </w:hyperlink>
+    </w:p>
+    <w:p>
+      <w:pPr>
+        <w:spacing w:after="60"/>
+      </w:pPr>
+      <w:hyperlink r:id="rId11">
+        <w:r>
+          <w:rPr>
+            <w:color w:val="806238"/>
+            <w:sz w:val="18"/>
+            <w:u w:val="single"/>
+          </w:rPr>
+          <w:t>Закон № 127-ФЗ, ст. 100 — внешнее управление</w:t>
+        </w:r>
+      </w:hyperlink>
+    </w:p>
+    <w:p>
+      <w:pPr>
+        <w:spacing w:after="60"/>
+      </w:pPr>
+      <w:hyperlink r:id="rId12">
+        <w:r>
+          <w:rPr>
+            <w:color w:val="806238"/>
+            <w:sz w:val="18"/>
+            <w:u w:val="single"/>
+          </w:rPr>
+          <w:t>Закон № 127-ФЗ, ст. 142, пп. 1, 4 — конкурсное производство и пропуск</w:t>
+        </w:r>
+      </w:hyperlink>
+    </w:p>
+    <w:p>
+      <w:pPr>
+        <w:spacing w:after="60"/>
+      </w:pPr>
+      <w:hyperlink r:id="rId13">
+        <w:r>
+          <w:rPr>
+            <w:color w:val="806238"/>
+            <w:sz w:val="18"/>
+            <w:u w:val="single"/>
+          </w:rPr>
+          <w:t>НК РФ, ст. 333.21, п. 1, подп. 1 и 9 — размер пошлины</w:t>
+        </w:r>
+      </w:hyperlink>
+    </w:p>
+    <w:p>
+      <w:pPr>
+        <w:spacing w:after="60"/>
+      </w:pPr>
+      <w:hyperlink r:id="rId14">
+        <w:r>
+          <w:rPr>
+            <w:color w:val="806238"/>
+            <w:sz w:val="18"/>
+            <w:u w:val="single"/>
+          </w:rPr>
+          <w:t>НК РФ, ст. 333.37, п. 1, подп. 5 — льгота по судебному акту</w:t>
+        </w:r>
+      </w:hyperlink>
+    </w:p>
+    <w:p>
+      <w:pPr>
+        <w:spacing w:after="60"/>
+      </w:pPr>
+      <w:hyperlink r:id="rId15">
+        <w:r>
+          <w:rPr>
+            <w:color w:val="806238"/>
+            <w:sz w:val="18"/>
+            <w:u w:val="single"/>
+          </w:rPr>
+          <w:t>АПК РФ, ст. 126, ч. 1, п. 2 — платёж, льгота или ходатайство</w:t>
+        </w:r>
+      </w:hyperlink>
+    </w:p>
+    <w:p>
+      <w:pPr>
+        <w:spacing w:after="60"/>
+      </w:pPr>
+      <w:hyperlink r:id="rId16">
+        <w:r>
+          <w:rPr>
+            <w:color w:val="806238"/>
+            <w:sz w:val="18"/>
+            <w:u w:val="single"/>
+          </w:rPr>
+          <w:t>Пленум ВС РФ от 17.12.2024 № 40, пп. 19–20, 63 — подача и срок</w:t>
+        </w:r>
+      </w:hyperlink>
+    </w:p>
+    <w:p>
+      <w:pPr>
+        <w:keepNext/>
+      </w:pPr>
+      <w:r>
+        <w:rPr>
+          <w:b/>
+          <w:sz w:val="20"/>
+        </w:rPr>
+        <w:t>Помощь по комплекту</w:t>
+      </w:r>
+    </w:p>
+    <w:p>
+      <w:r>
+        <w:rPr>
+          <w:b w:val="0"/>
+          <w:sz w:val="18"/>
+        </w:rPr>
+        <w:t>Вопрос по заполнению или ошибка: nastoronepodryadchika@yandex.ru. Укажите P9, редакцию 21.10.2026, файл и пункт; для таблицы — лист и ячейку. Пример направляйте без персональных данных и коммерческих реквизитов.</w:t>
+      </w:r>
+    </w:p>
+    <w:p>
+      <w:pPr>
+        <w:spacing w:after="60"/>
+      </w:pPr>
+      <w:hyperlink r:id="rId17">
+        <w:r>
+          <w:rPr>
+            <w:sz w:val="18"/>
+            <w:color w:val="806238"/>
+            <w:u w:val="single"/>
+          </w:rPr>
+          <w:t>Написать вопрос или сообщить об ошибке</w:t>
+        </w:r>
+      </w:hyperlink>
+    </w:p>
     <w:sectPr>
       <w:footerReference w:type="default" r:id="rId9"/>
       <w:pgSz w:w="11906" w:h="16838"/>
@@ -99,7 +538,7 @@
         <w:color w:val="AE8031"/>
         <w:sz w:val="16"/>
       </w:rPr>
-      <w:t>НА СТОРОНЕ ПОДРЯДЧИКА  /  P9</w:t>
+      <w:t>НА СТОРОНЕ ПОДРЯДЧИКА  /  P9  /  21.10.2026</w:t>
     </w:r>
   </w:p>
 </w:ftr>
